--- a/project/deliverables/final_report/Final_Report_2026_SalmanRachmadi.docx
+++ b/project/deliverables/final_report/Final_Report_2026_SalmanRachmadi.docx
@@ -23,12 +23,6 @@
         <w:gridCol w:w="9332"/>
       </w:tblGrid>
       <w:tr>
-        <w:tblPrEx>
-          <w:tblCellMar>
-            <w:top w:w="0" w:type="dxa"/>
-            <w:bottom w:w="0" w:type="dxa"/>
-          </w:tblCellMar>
-        </w:tblPrEx>
         <w:tc>
           <w:tcPr>
             <w:tcW w:w="9332" w:type="dxa"/>
@@ -50,12 +44,6 @@
         </w:tc>
       </w:tr>
       <w:tr>
-        <w:tblPrEx>
-          <w:tblCellMar>
-            <w:top w:w="0" w:type="dxa"/>
-            <w:bottom w:w="0" w:type="dxa"/>
-          </w:tblCellMar>
-        </w:tblPrEx>
         <w:tc>
           <w:tcPr>
             <w:tcW w:w="9332" w:type="dxa"/>
@@ -254,12 +242,6 @@
         <w:gridCol w:w="6332"/>
       </w:tblGrid>
       <w:tr>
-        <w:tblPrEx>
-          <w:tblCellMar>
-            <w:top w:w="0" w:type="dxa"/>
-            <w:bottom w:w="0" w:type="dxa"/>
-          </w:tblCellMar>
-        </w:tblPrEx>
         <w:tc>
           <w:tcPr>
             <w:tcW w:w="2800" w:type="dxa"/>
@@ -340,12 +322,6 @@
         </w:tc>
       </w:tr>
       <w:tr>
-        <w:tblPrEx>
-          <w:tblCellMar>
-            <w:top w:w="0" w:type="dxa"/>
-            <w:bottom w:w="0" w:type="dxa"/>
-          </w:tblCellMar>
-        </w:tblPrEx>
         <w:tc>
           <w:tcPr>
             <w:tcW w:w="2800" w:type="dxa"/>
@@ -418,12 +394,6 @@
         </w:tc>
       </w:tr>
       <w:tr>
-        <w:tblPrEx>
-          <w:tblCellMar>
-            <w:top w:w="0" w:type="dxa"/>
-            <w:bottom w:w="0" w:type="dxa"/>
-          </w:tblCellMar>
-        </w:tblPrEx>
         <w:tc>
           <w:tcPr>
             <w:tcW w:w="2800" w:type="dxa"/>
@@ -504,12 +474,6 @@
         </w:tc>
       </w:tr>
       <w:tr>
-        <w:tblPrEx>
-          <w:tblCellMar>
-            <w:top w:w="0" w:type="dxa"/>
-            <w:bottom w:w="0" w:type="dxa"/>
-          </w:tblCellMar>
-        </w:tblPrEx>
         <w:tc>
           <w:tcPr>
             <w:tcW w:w="2800" w:type="dxa"/>
@@ -580,12 +544,6 @@
         </w:tc>
       </w:tr>
       <w:tr>
-        <w:tblPrEx>
-          <w:tblCellMar>
-            <w:top w:w="0" w:type="dxa"/>
-            <w:bottom w:w="0" w:type="dxa"/>
-          </w:tblCellMar>
-        </w:tblPrEx>
         <w:tc>
           <w:tcPr>
             <w:tcW w:w="2800" w:type="dxa"/>
@@ -683,12 +641,6 @@
         <w:gridCol w:w="9332"/>
       </w:tblGrid>
       <w:tr>
-        <w:tblPrEx>
-          <w:tblCellMar>
-            <w:top w:w="0" w:type="dxa"/>
-            <w:bottom w:w="0" w:type="dxa"/>
-          </w:tblCellMar>
-        </w:tblPrEx>
         <w:tc>
           <w:tcPr>
             <w:tcW w:w="9332" w:type="dxa"/>
@@ -721,12 +673,6 @@
         </w:tc>
       </w:tr>
       <w:tr>
-        <w:tblPrEx>
-          <w:tblCellMar>
-            <w:top w:w="0" w:type="dxa"/>
-            <w:bottom w:w="0" w:type="dxa"/>
-          </w:tblCellMar>
-        </w:tblPrEx>
         <w:tc>
           <w:tcPr>
             <w:tcW w:w="9332" w:type="dxa"/>
@@ -3302,12 +3248,6 @@
         <w:gridCol w:w="9332"/>
       </w:tblGrid>
       <w:tr>
-        <w:tblPrEx>
-          <w:tblCellMar>
-            <w:top w:w="0" w:type="dxa"/>
-            <w:bottom w:w="0" w:type="dxa"/>
-          </w:tblCellMar>
-        </w:tblPrEx>
         <w:tc>
           <w:tcPr>
             <w:tcW w:w="9332" w:type="dxa"/>
@@ -3326,7 +3266,6 @@
             </w:tcMar>
           </w:tcPr>
           <w:p>
-            <w:proofErr w:type="gramStart"/>
             <w:r>
               <w:rPr>
                 <w:b/>
@@ -3335,29 +3274,12 @@
                 <w:sz w:val="24"/>
                 <w:szCs w:val="24"/>
               </w:rPr>
-              <w:t>1.1  Problem</w:t>
-            </w:r>
-            <w:proofErr w:type="gramEnd"/>
-            <w:r>
-              <w:rPr>
-                <w:b/>
-                <w:bCs/>
-                <w:color w:val="FFFFFF"/>
-                <w:sz w:val="24"/>
-                <w:szCs w:val="24"/>
-              </w:rPr>
-              <w:t xml:space="preserve"> Statement</w:t>
+              <w:t>1.1  Problem Statement</w:t>
             </w:r>
           </w:p>
         </w:tc>
       </w:tr>
       <w:tr>
-        <w:tblPrEx>
-          <w:tblCellMar>
-            <w:top w:w="0" w:type="dxa"/>
-            <w:bottom w:w="0" w:type="dxa"/>
-          </w:tblCellMar>
-        </w:tblPrEx>
         <w:tc>
           <w:tcPr>
             <w:tcW w:w="9332" w:type="dxa"/>
@@ -3452,12 +3374,6 @@
         <w:gridCol w:w="9332"/>
       </w:tblGrid>
       <w:tr>
-        <w:tblPrEx>
-          <w:tblCellMar>
-            <w:top w:w="0" w:type="dxa"/>
-            <w:bottom w:w="0" w:type="dxa"/>
-          </w:tblCellMar>
-        </w:tblPrEx>
         <w:tc>
           <w:tcPr>
             <w:tcW w:w="9332" w:type="dxa"/>
@@ -3476,7 +3392,6 @@
             </w:tcMar>
           </w:tcPr>
           <w:p>
-            <w:proofErr w:type="gramStart"/>
             <w:r>
               <w:rPr>
                 <w:b/>
@@ -3487,17 +3402,10 @@
               </w:rPr>
               <w:t>1.2  Objectives</w:t>
             </w:r>
-            <w:proofErr w:type="gramEnd"/>
           </w:p>
         </w:tc>
       </w:tr>
       <w:tr>
-        <w:tblPrEx>
-          <w:tblCellMar>
-            <w:top w:w="0" w:type="dxa"/>
-            <w:bottom w:w="0" w:type="dxa"/>
-          </w:tblCellMar>
-        </w:tblPrEx>
         <w:tc>
           <w:tcPr>
             <w:tcW w:w="9332" w:type="dxa"/>
@@ -3645,12 +3553,6 @@
         <w:gridCol w:w="9694"/>
       </w:tblGrid>
       <w:tr>
-        <w:tblPrEx>
-          <w:tblCellMar>
-            <w:top w:w="0" w:type="dxa"/>
-            <w:bottom w:w="0" w:type="dxa"/>
-          </w:tblCellMar>
-        </w:tblPrEx>
         <w:tc>
           <w:tcPr>
             <w:tcW w:w="9332" w:type="dxa"/>
@@ -3669,7 +3571,6 @@
             </w:tcMar>
           </w:tcPr>
           <w:p>
-            <w:proofErr w:type="gramStart"/>
             <w:r>
               <w:rPr>
                 <w:b/>
@@ -3678,29 +3579,12 @@
                 <w:sz w:val="24"/>
                 <w:szCs w:val="24"/>
               </w:rPr>
-              <w:t>1.3  Summary</w:t>
-            </w:r>
-            <w:proofErr w:type="gramEnd"/>
-            <w:r>
-              <w:rPr>
-                <w:b/>
-                <w:bCs/>
-                <w:color w:val="FFFFFF"/>
-                <w:sz w:val="24"/>
-                <w:szCs w:val="24"/>
-              </w:rPr>
-              <w:t xml:space="preserve"> of Findings</w:t>
+              <w:t>1.3  Summary of Findings</w:t>
             </w:r>
           </w:p>
         </w:tc>
       </w:tr>
       <w:tr>
-        <w:tblPrEx>
-          <w:tblCellMar>
-            <w:top w:w="0" w:type="dxa"/>
-            <w:bottom w:w="0" w:type="dxa"/>
-          </w:tblCellMar>
-        </w:tblPrEx>
         <w:tc>
           <w:tcPr>
             <w:tcW w:w="9332" w:type="dxa"/>
@@ -3741,12 +3625,6 @@
               <w:gridCol w:w="2123"/>
             </w:tblGrid>
             <w:tr>
-              <w:tblPrEx>
-                <w:tblCellMar>
-                  <w:top w:w="0" w:type="dxa"/>
-                  <w:bottom w:w="0" w:type="dxa"/>
-                </w:tblCellMar>
-              </w:tblPrEx>
               <w:tc>
                 <w:tcPr>
                   <w:tcW w:w="0" w:type="auto"/>
@@ -3849,17 +3727,7 @@
                       <w:sz w:val="56"/>
                       <w:szCs w:val="56"/>
                     </w:rPr>
-                    <w:t>87</w:t>
-                  </w:r>
-                  <w:r>
-                    <w:rPr>
-                      <w:b/>
-                      <w:bCs/>
-                      <w:color w:val="1F497D"/>
-                      <w:sz w:val="56"/>
-                      <w:szCs w:val="56"/>
-                    </w:rPr>
-                    <w:t>%</w:t>
+                    <w:t>87%</w:t>
                   </w:r>
                 </w:p>
                 <w:p>
@@ -4116,13 +3984,8 @@
         <w:pStyle w:val="Heading2"/>
       </w:pPr>
       <w:bookmarkStart w:id="3" w:name="_Toc233312436"/>
-      <w:proofErr w:type="gramStart"/>
-      <w:r>
-        <w:t>2.1  Dataset</w:t>
-      </w:r>
-      <w:proofErr w:type="gramEnd"/>
-      <w:r>
-        <w:t xml:space="preserve"> Description</w:t>
+      <w:r>
+        <w:t>2.1  Dataset Description</w:t>
       </w:r>
       <w:bookmarkEnd w:id="3"/>
     </w:p>
@@ -4149,12 +4012,6 @@
         <w:gridCol w:w="6332"/>
       </w:tblGrid>
       <w:tr>
-        <w:tblPrEx>
-          <w:tblCellMar>
-            <w:top w:w="0" w:type="dxa"/>
-            <w:bottom w:w="0" w:type="dxa"/>
-          </w:tblCellMar>
-        </w:tblPrEx>
         <w:tc>
           <w:tcPr>
             <w:tcW w:w="2800" w:type="dxa"/>
@@ -4261,12 +4118,6 @@
         </w:tc>
       </w:tr>
       <w:tr>
-        <w:tblPrEx>
-          <w:tblCellMar>
-            <w:top w:w="0" w:type="dxa"/>
-            <w:bottom w:w="0" w:type="dxa"/>
-          </w:tblCellMar>
-        </w:tblPrEx>
         <w:tc>
           <w:tcPr>
             <w:tcW w:w="2800" w:type="dxa"/>
@@ -4347,12 +4198,6 @@
         </w:tc>
       </w:tr>
       <w:tr>
-        <w:tblPrEx>
-          <w:tblCellMar>
-            <w:top w:w="0" w:type="dxa"/>
-            <w:bottom w:w="0" w:type="dxa"/>
-          </w:tblCellMar>
-        </w:tblPrEx>
         <w:tc>
           <w:tcPr>
             <w:tcW w:w="2800" w:type="dxa"/>
@@ -4467,12 +4312,6 @@
         </w:tc>
       </w:tr>
       <w:tr>
-        <w:tblPrEx>
-          <w:tblCellMar>
-            <w:top w:w="0" w:type="dxa"/>
-            <w:bottom w:w="0" w:type="dxa"/>
-          </w:tblCellMar>
-        </w:tblPrEx>
         <w:tc>
           <w:tcPr>
             <w:tcW w:w="2800" w:type="dxa"/>
@@ -4549,44 +4388,20 @@
                 <w:iCs/>
                 <w:color w:val="666666"/>
               </w:rPr>
-              <w:t xml:space="preserve"> (</w:t>
-            </w:r>
-            <w:proofErr w:type="gramStart"/>
+              <w:t xml:space="preserve"> (binary)</w:t>
+            </w:r>
             <w:r>
               <w:rPr>
                 <w:i/>
                 <w:iCs/>
                 <w:color w:val="666666"/>
               </w:rPr>
-              <w:t>binary)</w:t>
-            </w:r>
-            <w:r>
-              <w:rPr>
-                <w:i/>
-                <w:iCs/>
-                <w:color w:val="666666"/>
-              </w:rPr>
-              <w:t xml:space="preserve">   </w:t>
-            </w:r>
-            <w:proofErr w:type="gramEnd"/>
-            <w:r>
-              <w:rPr>
-                <w:i/>
-                <w:iCs/>
-                <w:color w:val="666666"/>
-              </w:rPr>
-              <w:t xml:space="preserve">                                    </w:t>
+              <w:t xml:space="preserve">                                       </w:t>
             </w:r>
           </w:p>
         </w:tc>
       </w:tr>
       <w:tr>
-        <w:tblPrEx>
-          <w:tblCellMar>
-            <w:top w:w="0" w:type="dxa"/>
-            <w:bottom w:w="0" w:type="dxa"/>
-          </w:tblCellMar>
-        </w:tblPrEx>
         <w:tc>
           <w:tcPr>
             <w:tcW w:w="2800" w:type="dxa"/>
@@ -4657,12 +4472,6 @@
         </w:tc>
       </w:tr>
       <w:tr>
-        <w:tblPrEx>
-          <w:tblCellMar>
-            <w:top w:w="0" w:type="dxa"/>
-            <w:bottom w:w="0" w:type="dxa"/>
-          </w:tblCellMar>
-        </w:tblPrEx>
         <w:tc>
           <w:tcPr>
             <w:tcW w:w="2800" w:type="dxa"/>
@@ -4747,12 +4556,6 @@
         </w:tc>
       </w:tr>
       <w:tr>
-        <w:tblPrEx>
-          <w:tblCellMar>
-            <w:top w:w="0" w:type="dxa"/>
-            <w:bottom w:w="0" w:type="dxa"/>
-          </w:tblCellMar>
-        </w:tblPrEx>
         <w:tc>
           <w:tcPr>
             <w:tcW w:w="2800" w:type="dxa"/>
@@ -4819,26 +4622,12 @@
                 <w:iCs/>
                 <w:color w:val="666666"/>
               </w:rPr>
-              <w:t>None</w:t>
-            </w:r>
-            <w:r>
-              <w:rPr>
-                <w:i/>
-                <w:iCs/>
-                <w:color w:val="666666"/>
-              </w:rPr>
-              <w:t xml:space="preserve">                                                            </w:t>
+              <w:t xml:space="preserve">None                                                            </w:t>
             </w:r>
           </w:p>
         </w:tc>
       </w:tr>
       <w:tr>
-        <w:tblPrEx>
-          <w:tblCellMar>
-            <w:top w:w="0" w:type="dxa"/>
-            <w:bottom w:w="0" w:type="dxa"/>
-          </w:tblCellMar>
-        </w:tblPrEx>
         <w:tc>
           <w:tcPr>
             <w:tcW w:w="2800" w:type="dxa"/>
@@ -4933,13 +4722,8 @@
         <w:pStyle w:val="Heading2"/>
       </w:pPr>
       <w:bookmarkStart w:id="4" w:name="_Toc233312437"/>
-      <w:proofErr w:type="gramStart"/>
-      <w:r>
-        <w:t>2.2  Data</w:t>
-      </w:r>
-      <w:proofErr w:type="gramEnd"/>
-      <w:r>
-        <w:t xml:space="preserve"> Sample</w:t>
+      <w:r>
+        <w:t>2.2  Data Sample</w:t>
       </w:r>
       <w:bookmarkEnd w:id="4"/>
     </w:p>
@@ -4957,18 +4741,8 @@
           <w:iCs/>
           <w:color w:val="999999"/>
         </w:rPr>
-        <w:t xml:space="preserve">[ Insert a representative sample table (first 5 rows) or describe the key </w:t>
-      </w:r>
-      <w:proofErr w:type="gramStart"/>
-      <w:r>
-        <w:rPr>
-          <w:i/>
-          <w:iCs/>
-          <w:color w:val="999999"/>
-        </w:rPr>
-        <w:t>columns ]</w:t>
-      </w:r>
-      <w:proofErr w:type="gramEnd"/>
+        <w:t>[ Insert a representative sample table (first 5 rows) or describe the key columns ]</w:t>
+      </w:r>
     </w:p>
     <w:p>
       <w:r>
@@ -5148,13 +4922,8 @@
               <w:cnfStyle w:val="000000000000" w:firstRow="0" w:lastRow="0" w:firstColumn="0" w:lastColumn="0" w:oddVBand="0" w:evenVBand="0" w:oddHBand="0" w:evenHBand="0" w:firstRowFirstColumn="0" w:firstRowLastColumn="0" w:lastRowFirstColumn="0" w:lastRowLastColumn="0"/>
             </w:pPr>
             <w:r>
-              <w:t xml:space="preserve">Yes, </w:t>
-            </w:r>
-            <w:proofErr w:type="gramStart"/>
-            <w:r>
-              <w:t>No</w:t>
-            </w:r>
-            <w:proofErr w:type="gramEnd"/>
+              <w:t>Yes, No</w:t>
+            </w:r>
           </w:p>
         </w:tc>
       </w:tr>
@@ -5218,13 +4987,8 @@
               <w:cnfStyle w:val="000000000000" w:firstRow="0" w:lastRow="0" w:firstColumn="0" w:lastColumn="0" w:oddVBand="0" w:evenVBand="0" w:oddHBand="0" w:evenHBand="0" w:firstRowFirstColumn="0" w:firstRowLastColumn="0" w:lastRowFirstColumn="0" w:lastRowLastColumn="0"/>
             </w:pPr>
             <w:r>
-              <w:t xml:space="preserve">Yes, </w:t>
-            </w:r>
-            <w:proofErr w:type="gramStart"/>
-            <w:r>
-              <w:t>No</w:t>
-            </w:r>
-            <w:proofErr w:type="gramEnd"/>
+              <w:t>Yes, No</w:t>
+            </w:r>
           </w:p>
         </w:tc>
       </w:tr>
@@ -5703,13 +5467,8 @@
         <w:pStyle w:val="Heading2"/>
       </w:pPr>
       <w:bookmarkStart w:id="5" w:name="_Toc233312438"/>
-      <w:proofErr w:type="gramStart"/>
-      <w:r>
-        <w:t>2.3  Problem</w:t>
-      </w:r>
-      <w:proofErr w:type="gramEnd"/>
-      <w:r>
-        <w:t xml:space="preserve"> Formulation</w:t>
+      <w:r>
+        <w:t>2.3  Problem Formulation</w:t>
       </w:r>
       <w:bookmarkEnd w:id="5"/>
     </w:p>
@@ -5786,15 +5545,7 @@
         <w:t>∈</w:t>
       </w:r>
       <w:r>
-        <w:t xml:space="preserve"> {Pass, </w:t>
-      </w:r>
-      <w:proofErr w:type="gramStart"/>
-      <w:r>
-        <w:t>Fail</w:t>
-      </w:r>
-      <w:proofErr w:type="gramEnd"/>
-      <w:r>
-        <w:t>} using Logistic Regression and Random Forest Classifier.</w:t>
+        <w:t xml:space="preserve"> {Pass, Fail} using Logistic Regression and Random Forest Classifier.</w:t>
       </w:r>
     </w:p>
     <w:p>
@@ -5830,13 +5581,8 @@
         <w:pStyle w:val="Heading2"/>
       </w:pPr>
       <w:bookmarkStart w:id="7" w:name="_Toc233312440"/>
-      <w:proofErr w:type="gramStart"/>
-      <w:r>
-        <w:t>3.1  Data</w:t>
-      </w:r>
-      <w:proofErr w:type="gramEnd"/>
-      <w:r>
-        <w:t xml:space="preserve"> Collection &amp; Preprocessing</w:t>
+      <w:r>
+        <w:t>3.1  Data Collection &amp; Preprocessing</w:t>
       </w:r>
       <w:bookmarkEnd w:id="7"/>
     </w:p>
@@ -5845,13 +5591,8 @@
         <w:pStyle w:val="Heading3"/>
       </w:pPr>
       <w:bookmarkStart w:id="8" w:name="_Toc233312441"/>
-      <w:proofErr w:type="gramStart"/>
-      <w:r>
-        <w:t>3.1.1  Data</w:t>
-      </w:r>
-      <w:proofErr w:type="gramEnd"/>
-      <w:r>
-        <w:t xml:space="preserve"> Collection</w:t>
+      <w:r>
+        <w:t>3.1.1  Data Collection</w:t>
       </w:r>
       <w:bookmarkEnd w:id="8"/>
     </w:p>
@@ -5860,15 +5601,7 @@
         <w:shd w:val="clear" w:color="auto" w:fill="F9F9F9"/>
       </w:pPr>
       <w:r>
-        <w:t xml:space="preserve">The dataset was obtained from Kaggle: </w:t>
-      </w:r>
-      <w:proofErr w:type="gramStart"/>
-      <w:r>
-        <w:t>the</w:t>
-      </w:r>
-      <w:proofErr w:type="gramEnd"/>
-      <w:r>
-        <w:t xml:space="preserve"> Student Exam Performance Dataset by user "</w:t>
+        <w:t>The dataset was obtained from Kaggle: the Student Exam Performance Dataset by user "</w:t>
       </w:r>
       <w:proofErr w:type="spellStart"/>
       <w:r>
@@ -5876,15 +5609,7 @@
       </w:r>
       <w:proofErr w:type="spellEnd"/>
       <w:r>
-        <w:t xml:space="preserve">". The dataset is in CSV format with 10,000 student records and 23 columns. No scraping or API process was </w:t>
-      </w:r>
-      <w:proofErr w:type="gramStart"/>
-      <w:r>
-        <w:t>required,</w:t>
-      </w:r>
-      <w:proofErr w:type="gramEnd"/>
-      <w:r>
-        <w:t xml:space="preserve"> the dataset is available for direct download. Provenance note: the dataset card does not document the collection methodology, so it is unknown whether the data is real or synthetic. The very high </w:t>
+        <w:t xml:space="preserve">". The dataset is in CSV format with 10,000 student records and 23 columns. No scraping or API process was required, the dataset is available for direct download. Provenance note: the dataset card does not document the collection methodology, so it is unknown whether the data is real or synthetic. The very high </w:t>
       </w:r>
       <w:proofErr w:type="spellStart"/>
       <w:r>
@@ -5914,13 +5639,8 @@
         <w:pStyle w:val="Heading3"/>
       </w:pPr>
       <w:bookmarkStart w:id="9" w:name="_Toc233312442"/>
-      <w:proofErr w:type="gramStart"/>
-      <w:r>
-        <w:t>3.1.2  Data</w:t>
-      </w:r>
-      <w:proofErr w:type="gramEnd"/>
-      <w:r>
-        <w:t xml:space="preserve"> Cleaning</w:t>
+      <w:r>
+        <w:t>3.1.2  Data Cleaning</w:t>
       </w:r>
       <w:bookmarkEnd w:id="9"/>
     </w:p>
@@ -6379,13 +6099,8 @@
         <w:pStyle w:val="Heading3"/>
       </w:pPr>
       <w:bookmarkStart w:id="10" w:name="_Toc233312443"/>
-      <w:proofErr w:type="gramStart"/>
-      <w:r>
-        <w:t>3.1.3  Exploratory</w:t>
-      </w:r>
-      <w:proofErr w:type="gramEnd"/>
-      <w:r>
-        <w:t xml:space="preserve"> Data Analysis (EDA)</w:t>
+      <w:r>
+        <w:t>3.1.3  Exploratory Data Analysis (EDA)</w:t>
       </w:r>
       <w:bookmarkEnd w:id="10"/>
     </w:p>
@@ -6495,12 +6210,6 @@
         <w:gridCol w:w="8464"/>
       </w:tblGrid>
       <w:tr>
-        <w:tblPrEx>
-          <w:tblCellMar>
-            <w:top w:w="0" w:type="dxa"/>
-            <w:bottom w:w="0" w:type="dxa"/>
-          </w:tblCellMar>
-        </w:tblPrEx>
         <w:tc>
           <w:tcPr>
             <w:tcW w:w="0" w:type="auto"/>
@@ -6614,12 +6323,6 @@
         <w:gridCol w:w="8464"/>
       </w:tblGrid>
       <w:tr>
-        <w:tblPrEx>
-          <w:tblCellMar>
-            <w:top w:w="0" w:type="dxa"/>
-            <w:bottom w:w="0" w:type="dxa"/>
-          </w:tblCellMar>
-        </w:tblPrEx>
         <w:tc>
           <w:tcPr>
             <w:tcW w:w="0" w:type="auto"/>
@@ -6716,14 +6419,9 @@
         <w:pStyle w:val="Heading2"/>
       </w:pPr>
       <w:bookmarkStart w:id="11" w:name="_Toc233312444"/>
-      <w:proofErr w:type="gramStart"/>
       <w:r>
         <w:lastRenderedPageBreak/>
-        <w:t>3.2  Feature</w:t>
-      </w:r>
-      <w:proofErr w:type="gramEnd"/>
-      <w:r>
-        <w:t xml:space="preserve"> Engineering</w:t>
+        <w:t>3.2  Feature Engineering</w:t>
       </w:r>
       <w:bookmarkEnd w:id="11"/>
     </w:p>
@@ -6755,12 +6453,6 @@
         <w:gridCol w:w="3111"/>
       </w:tblGrid>
       <w:tr>
-        <w:tblPrEx>
-          <w:tblCellMar>
-            <w:top w:w="0" w:type="dxa"/>
-            <w:bottom w:w="0" w:type="dxa"/>
-          </w:tblCellMar>
-        </w:tblPrEx>
         <w:tc>
           <w:tcPr>
             <w:tcW w:w="3111" w:type="dxa"/>
@@ -6811,12 +6503,6 @@
         </w:tc>
       </w:tr>
       <w:tr>
-        <w:tblPrEx>
-          <w:tblCellMar>
-            <w:top w:w="0" w:type="dxa"/>
-            <w:bottom w:w="0" w:type="dxa"/>
-          </w:tblCellMar>
-        </w:tblPrEx>
         <w:tc>
           <w:tcPr>
             <w:tcW w:w="3111" w:type="dxa"/>
@@ -6870,12 +6556,6 @@
         </w:tc>
       </w:tr>
       <w:tr>
-        <w:tblPrEx>
-          <w:tblCellMar>
-            <w:top w:w="0" w:type="dxa"/>
-            <w:bottom w:w="0" w:type="dxa"/>
-          </w:tblCellMar>
-        </w:tblPrEx>
         <w:tc>
           <w:tcPr>
             <w:tcW w:w="3111" w:type="dxa"/>
@@ -6929,12 +6609,6 @@
         </w:tc>
       </w:tr>
       <w:tr>
-        <w:tblPrEx>
-          <w:tblCellMar>
-            <w:top w:w="0" w:type="dxa"/>
-            <w:bottom w:w="0" w:type="dxa"/>
-          </w:tblCellMar>
-        </w:tblPrEx>
         <w:tc>
           <w:tcPr>
             <w:tcW w:w="3111" w:type="dxa"/>
@@ -6994,12 +6668,6 @@
         </w:tc>
       </w:tr>
       <w:tr>
-        <w:tblPrEx>
-          <w:tblCellMar>
-            <w:top w:w="0" w:type="dxa"/>
-            <w:bottom w:w="0" w:type="dxa"/>
-          </w:tblCellMar>
-        </w:tblPrEx>
         <w:tc>
           <w:tcPr>
             <w:tcW w:w="3111" w:type="dxa"/>
@@ -7043,12 +6711,6 @@
         </w:tc>
       </w:tr>
       <w:tr>
-        <w:tblPrEx>
-          <w:tblCellMar>
-            <w:top w:w="0" w:type="dxa"/>
-            <w:bottom w:w="0" w:type="dxa"/>
-          </w:tblCellMar>
-        </w:tblPrEx>
         <w:tc>
           <w:tcPr>
             <w:tcW w:w="3111" w:type="dxa"/>
@@ -7453,13 +7115,8 @@
         <w:pStyle w:val="Heading2"/>
       </w:pPr>
       <w:bookmarkStart w:id="12" w:name="_Toc233312445"/>
-      <w:proofErr w:type="gramStart"/>
-      <w:r>
-        <w:t>3.3  Model</w:t>
-      </w:r>
-      <w:proofErr w:type="gramEnd"/>
-      <w:r>
-        <w:t xml:space="preserve"> Development</w:t>
+      <w:r>
+        <w:t>3.3  Model Development</w:t>
       </w:r>
       <w:bookmarkEnd w:id="12"/>
     </w:p>
@@ -7468,13 +7125,8 @@
         <w:pStyle w:val="Heading3"/>
       </w:pPr>
       <w:bookmarkStart w:id="13" w:name="_Toc233312446"/>
-      <w:proofErr w:type="gramStart"/>
-      <w:r>
-        <w:t>3.3.1  Baseline</w:t>
-      </w:r>
-      <w:proofErr w:type="gramEnd"/>
-      <w:r>
-        <w:t xml:space="preserve"> Model</w:t>
+      <w:r>
+        <w:t>3.3.1  Baseline Model</w:t>
       </w:r>
       <w:bookmarkEnd w:id="13"/>
     </w:p>
@@ -7499,13 +7151,8 @@
         <w:pStyle w:val="Heading3"/>
       </w:pPr>
       <w:bookmarkStart w:id="14" w:name="_Toc233312447"/>
-      <w:proofErr w:type="gramStart"/>
-      <w:r>
-        <w:t>3.3.2  Candidate</w:t>
-      </w:r>
-      <w:proofErr w:type="gramEnd"/>
-      <w:r>
-        <w:t xml:space="preserve"> Models</w:t>
+      <w:r>
+        <w:t>3.3.2  Candidate Models</w:t>
       </w:r>
       <w:bookmarkEnd w:id="14"/>
     </w:p>
@@ -7693,13 +7340,8 @@
         <w:pStyle w:val="Heading3"/>
       </w:pPr>
       <w:bookmarkStart w:id="15" w:name="_Toc233312448"/>
-      <w:proofErr w:type="gramStart"/>
-      <w:r>
-        <w:t>3.3.3  Hyperparameter</w:t>
-      </w:r>
-      <w:proofErr w:type="gramEnd"/>
-      <w:r>
-        <w:t xml:space="preserve"> Tuning</w:t>
+      <w:r>
+        <w:t>3.3.3  Hyperparameter Tuning</w:t>
       </w:r>
       <w:bookmarkEnd w:id="15"/>
     </w:p>
@@ -7914,13 +7556,8 @@
         <w:pStyle w:val="Heading3"/>
       </w:pPr>
       <w:bookmarkStart w:id="16" w:name="_Toc233312449"/>
-      <w:proofErr w:type="gramStart"/>
-      <w:r>
-        <w:t>3.3.4  Cross</w:t>
-      </w:r>
-      <w:proofErr w:type="gramEnd"/>
-      <w:r>
-        <w:t>-Validation Strategy</w:t>
+      <w:r>
+        <w:t>3.3.4  Cross-Validation Strategy</w:t>
       </w:r>
       <w:bookmarkEnd w:id="16"/>
     </w:p>
@@ -8010,13 +7647,8 @@
         <w:pStyle w:val="Heading2"/>
       </w:pPr>
       <w:bookmarkStart w:id="18" w:name="_Toc233312451"/>
-      <w:proofErr w:type="gramStart"/>
-      <w:r>
-        <w:t>4.1  Model</w:t>
-      </w:r>
-      <w:proofErr w:type="gramEnd"/>
-      <w:r>
-        <w:t xml:space="preserve"> Comparison</w:t>
+      <w:r>
+        <w:t>4.1  Model Comparison</w:t>
       </w:r>
       <w:bookmarkEnd w:id="18"/>
     </w:p>
@@ -8072,12 +7704,6 @@
         <w:gridCol w:w="1748"/>
       </w:tblGrid>
       <w:tr>
-        <w:tblPrEx>
-          <w:tblCellMar>
-            <w:top w:w="0" w:type="dxa"/>
-            <w:bottom w:w="0" w:type="dxa"/>
-          </w:tblCellMar>
-        </w:tblPrEx>
         <w:tc>
           <w:tcPr>
             <w:tcW w:w="0" w:type="auto"/>
@@ -8236,12 +7862,6 @@
         </w:tc>
       </w:tr>
       <w:tr>
-        <w:tblPrEx>
-          <w:tblCellMar>
-            <w:top w:w="0" w:type="dxa"/>
-            <w:bottom w:w="0" w:type="dxa"/>
-          </w:tblCellMar>
-        </w:tblPrEx>
         <w:tc>
           <w:tcPr>
             <w:tcW w:w="0" w:type="auto"/>
@@ -8397,12 +8017,6 @@
         </w:tc>
       </w:tr>
       <w:tr>
-        <w:tblPrEx>
-          <w:tblCellMar>
-            <w:top w:w="0" w:type="dxa"/>
-            <w:bottom w:w="0" w:type="dxa"/>
-          </w:tblCellMar>
-        </w:tblPrEx>
         <w:tc>
           <w:tcPr>
             <w:tcW w:w="0" w:type="auto"/>
@@ -8558,12 +8172,6 @@
         </w:tc>
       </w:tr>
       <w:tr>
-        <w:tblPrEx>
-          <w:tblCellMar>
-            <w:top w:w="0" w:type="dxa"/>
-            <w:bottom w:w="0" w:type="dxa"/>
-          </w:tblCellMar>
-        </w:tblPrEx>
         <w:tc>
           <w:tcPr>
             <w:tcW w:w="0" w:type="auto"/>
@@ -8719,12 +8327,6 @@
         </w:tc>
       </w:tr>
       <w:tr>
-        <w:tblPrEx>
-          <w:tblCellMar>
-            <w:top w:w="0" w:type="dxa"/>
-            <w:bottom w:w="0" w:type="dxa"/>
-          </w:tblCellMar>
-        </w:tblPrEx>
         <w:tc>
           <w:tcPr>
             <w:tcW w:w="0" w:type="auto"/>
@@ -8880,12 +8482,6 @@
         </w:tc>
       </w:tr>
       <w:tr>
-        <w:tblPrEx>
-          <w:tblCellMar>
-            <w:top w:w="0" w:type="dxa"/>
-            <w:bottom w:w="0" w:type="dxa"/>
-          </w:tblCellMar>
-        </w:tblPrEx>
         <w:tc>
           <w:tcPr>
             <w:tcW w:w="0" w:type="auto"/>
@@ -9041,12 +8637,6 @@
         </w:tc>
       </w:tr>
       <w:tr>
-        <w:tblPrEx>
-          <w:tblCellMar>
-            <w:top w:w="0" w:type="dxa"/>
-            <w:bottom w:w="0" w:type="dxa"/>
-          </w:tblCellMar>
-        </w:tblPrEx>
         <w:tc>
           <w:tcPr>
             <w:tcW w:w="0" w:type="auto"/>
@@ -9247,13 +8837,8 @@
         <w:pStyle w:val="Heading2"/>
       </w:pPr>
       <w:bookmarkStart w:id="19" w:name="_Toc233312452"/>
-      <w:proofErr w:type="gramStart"/>
-      <w:r>
-        <w:t>4.2  Best</w:t>
-      </w:r>
-      <w:proofErr w:type="gramEnd"/>
-      <w:r>
-        <w:t xml:space="preserve"> Model Performance</w:t>
+      <w:r>
+        <w:t>4.2  Best Model Performance</w:t>
       </w:r>
       <w:bookmarkEnd w:id="19"/>
     </w:p>
@@ -9278,12 +8863,6 @@
         <w:gridCol w:w="8464"/>
       </w:tblGrid>
       <w:tr>
-        <w:tblPrEx>
-          <w:tblCellMar>
-            <w:top w:w="0" w:type="dxa"/>
-            <w:bottom w:w="0" w:type="dxa"/>
-          </w:tblCellMar>
-        </w:tblPrEx>
         <w:tc>
           <w:tcPr>
             <w:tcW w:w="0" w:type="auto"/>
@@ -9399,21 +8978,7 @@
         <w:rPr>
           <w:iCs/>
         </w:rPr>
-        <w:t xml:space="preserve"> tuning, Logistic Regression leads on all four test-set metrics (accuracy 0.8705 vs RF 0.8605; precision, recall, F1 are also higher) as well as on CV (LR 0.8610 vs RF 0.8562). The comparison using the corrected resampled t-test (Nadeau-Bengio) yields </w:t>
-      </w:r>
-      <w:proofErr w:type="gramStart"/>
-      <w:r>
-        <w:rPr>
-          <w:iCs/>
-        </w:rPr>
-        <w:t>t(</w:t>
-      </w:r>
-      <w:proofErr w:type="gramEnd"/>
-      <w:r>
-        <w:rPr>
-          <w:iCs/>
-        </w:rPr>
-        <w:t>4) = -3.00, p = 0.040, significant and favoring LR. The hypothesis "RF is better than LR" (H2) is therefore not supported; if there is any difference, it is LR that is better. Both models yield high ROC-AUC (LR = 0.946, RF = 0.938). Because LR is equal/superior and more interpretable, LR is recommended as the primary model.</w:t>
+        <w:t xml:space="preserve"> tuning, Logistic Regression leads on all four test-set metrics (accuracy 0.8705 vs RF 0.8605; precision, recall, F1 are also higher) as well as on CV (LR 0.8610 vs RF 0.8562). The comparison using the corrected resampled t-test (Nadeau-Bengio) yields t(4) = -3.00, p = 0.040, significant and favoring LR. The hypothesis "RF is better than LR" (H2) is therefore not supported; if there is any difference, it is LR that is better. Both models yield high ROC-AUC (LR = 0.946, RF = 0.938). Because LR is equal/superior and more interpretable, LR is recommended as the primary model.</w:t>
       </w:r>
     </w:p>
     <w:p>
@@ -9421,13 +8986,8 @@
         <w:pStyle w:val="Heading2"/>
       </w:pPr>
       <w:bookmarkStart w:id="20" w:name="_Toc233312453"/>
-      <w:proofErr w:type="gramStart"/>
-      <w:r>
-        <w:t>4.3  Feature</w:t>
-      </w:r>
-      <w:proofErr w:type="gramEnd"/>
-      <w:r>
-        <w:t xml:space="preserve"> Importance</w:t>
+      <w:r>
+        <w:t>4.3  Feature Importance</w:t>
       </w:r>
       <w:bookmarkEnd w:id="20"/>
     </w:p>
@@ -9452,12 +9012,6 @@
         <w:gridCol w:w="8464"/>
       </w:tblGrid>
       <w:tr>
-        <w:tblPrEx>
-          <w:tblCellMar>
-            <w:top w:w="0" w:type="dxa"/>
-            <w:bottom w:w="0" w:type="dxa"/>
-          </w:tblCellMar>
-        </w:tblPrEx>
         <w:tc>
           <w:tcPr>
             <w:tcW w:w="0" w:type="auto"/>
@@ -9686,22 +9240,11 @@
         <w:pStyle w:val="Heading2"/>
       </w:pPr>
       <w:bookmarkStart w:id="21" w:name="_Toc233312454"/>
-      <w:proofErr w:type="gramStart"/>
-      <w:r>
-        <w:t>4.</w:t>
-      </w:r>
-      <w:r>
-        <w:t>4</w:t>
-      </w:r>
-      <w:r>
-        <w:t xml:space="preserve">  </w:t>
-      </w:r>
-      <w:r>
-        <w:t>ROC</w:t>
-      </w:r>
-      <w:proofErr w:type="gramEnd"/>
-      <w:r>
-        <w:t>-AUC Analysis</w:t>
+      <w:r>
+        <w:t xml:space="preserve">4.4  </w:t>
+      </w:r>
+      <w:r>
+        <w:t>ROC-AUC Analysis</w:t>
       </w:r>
       <w:bookmarkEnd w:id="21"/>
     </w:p>
@@ -9785,19 +9328,8 @@
         <w:pStyle w:val="Heading2"/>
       </w:pPr>
       <w:bookmarkStart w:id="22" w:name="_Toc233312455"/>
-      <w:proofErr w:type="gramStart"/>
-      <w:r>
-        <w:t>4.</w:t>
-      </w:r>
-      <w:r>
-        <w:t xml:space="preserve">5  </w:t>
-      </w:r>
-      <w:r>
-        <w:t>Ablation</w:t>
-      </w:r>
-      <w:proofErr w:type="gramEnd"/>
-      <w:r>
-        <w:t xml:space="preserve"> Study: Effect of </w:t>
+      <w:r>
+        <w:t xml:space="preserve">4.5  Ablation Study: Effect of </w:t>
       </w:r>
       <w:proofErr w:type="spellStart"/>
       <w:r>
@@ -10224,13 +9756,8 @@
         <w:pStyle w:val="Heading2"/>
       </w:pPr>
       <w:bookmarkStart w:id="24" w:name="_Toc233312457"/>
-      <w:proofErr w:type="gramStart"/>
-      <w:r>
-        <w:t>5.1  Interpretation</w:t>
-      </w:r>
-      <w:proofErr w:type="gramEnd"/>
-      <w:r>
-        <w:t xml:space="preserve"> of Results</w:t>
+      <w:r>
+        <w:t>5.1  Interpretation of Results</w:t>
       </w:r>
       <w:bookmarkEnd w:id="24"/>
     </w:p>
@@ -10297,23 +9824,7 @@
       </w:r>
       <w:proofErr w:type="spellEnd"/>
       <w:r>
-        <w:t xml:space="preserve"> tuning, LR leads on all </w:t>
-      </w:r>
-      <w:proofErr w:type="gramStart"/>
-      <w:r>
-        <w:t>four test</w:t>
-      </w:r>
-      <w:proofErr w:type="gramEnd"/>
-      <w:r>
-        <w:t xml:space="preserve"> metrics (accuracy 0.8705 vs RF 0.8605) and on CV (LR 0.8610 vs RF 0.8562). The corrected resampled t-test (Nadeau-Bengio, which corrects for the dependency between folds) yields </w:t>
-      </w:r>
-      <w:proofErr w:type="gramStart"/>
-      <w:r>
-        <w:t>t(</w:t>
-      </w:r>
-      <w:proofErr w:type="gramEnd"/>
-      <w:r>
-        <w:t>4) = -3.00, p = 0.040, significant in favor of LR. The claim "RF &gt; LR" is therefore rejected; if there is any difference, it is LR that is better. This finding indicates that the feature-target relationship is relatively linear, so the non-linear ensemble model (RF) provides no advantage, and is even slightly inferior, possibly due to overfitting to noise. Because LR is equal/superior and also interpretable, LR is recommended as the primary model. The KPI accuracy target ≥ 80% is still met (both ~86–87%).</w:t>
+        <w:t xml:space="preserve"> tuning, LR leads on all four test metrics (accuracy 0.8705 vs RF 0.8605) and on CV (LR 0.8610 vs RF 0.8562). The corrected resampled t-test (Nadeau-Bengio, which corrects for the dependency between folds) yields t(4) = -3.00, p = 0.040, significant in favor of LR. The claim "RF &gt; LR" is therefore rejected; if there is any difference, it is LR that is better. This finding indicates that the feature-target relationship is relatively linear, so the non-linear ensemble model (RF) provides no advantage, and is even slightly inferior, possibly due to overfitting to noise. Because LR is equal/superior and also interpretable, LR is recommended as the primary model. The KPI accuracy target ≥ 80% is still met (both ~86–87%).</w:t>
       </w:r>
     </w:p>
     <w:p>
@@ -10360,13 +9871,8 @@
         <w:pStyle w:val="Heading2"/>
       </w:pPr>
       <w:bookmarkStart w:id="25" w:name="_Toc233312458"/>
-      <w:proofErr w:type="gramStart"/>
-      <w:r>
-        <w:t>5.2  Error</w:t>
-      </w:r>
-      <w:proofErr w:type="gramEnd"/>
-      <w:r>
-        <w:t xml:space="preserve"> Analysis</w:t>
+      <w:r>
+        <w:t>5.2  Error Analysis</w:t>
       </w:r>
       <w:bookmarkEnd w:id="25"/>
     </w:p>
@@ -10419,13 +9925,8 @@
         <w:pStyle w:val="Heading2"/>
       </w:pPr>
       <w:bookmarkStart w:id="26" w:name="_Toc233312459"/>
-      <w:proofErr w:type="gramStart"/>
-      <w:r>
-        <w:t>5.3  Comparison</w:t>
-      </w:r>
-      <w:proofErr w:type="gramEnd"/>
-      <w:r>
-        <w:t xml:space="preserve"> with Existing Work / Baselines</w:t>
+      <w:r>
+        <w:t>5.3  Comparison with Existing Work / Baselines</w:t>
       </w:r>
       <w:bookmarkEnd w:id="26"/>
     </w:p>
@@ -10691,13 +10192,11 @@
         <w:pStyle w:val="Heading2"/>
       </w:pPr>
       <w:bookmarkStart w:id="27" w:name="_Toc233312460"/>
-      <w:proofErr w:type="gramStart"/>
       <w:r>
         <w:lastRenderedPageBreak/>
         <w:t>5.4  Limitations</w:t>
       </w:r>
       <w:bookmarkEnd w:id="27"/>
-      <w:proofErr w:type="gramEnd"/>
     </w:p>
     <w:p>
       <w:pPr>
@@ -10730,15 +10229,7 @@
       </w:r>
       <w:proofErr w:type="spellEnd"/>
       <w:r>
-        <w:t xml:space="preserve"> dominates prediction (importance = 0.42, ablation shows a ~13–14% relative accuracy </w:t>
-      </w:r>
-      <w:proofErr w:type="gramStart"/>
-      <w:r>
-        <w:t>drop</w:t>
-      </w:r>
-      <w:proofErr w:type="gramEnd"/>
-      <w:r>
-        <w:t xml:space="preserve"> without GPA), making the contribution of behavioral features difficult to isolate.</w:t>
+        <w:t xml:space="preserve"> dominates prediction (importance = 0.42, ablation shows a ~13–14% relative accuracy drop without GPA), making the contribution of behavioral features difficult to isolate.</w:t>
       </w:r>
     </w:p>
     <w:p>
@@ -10847,12 +10338,10 @@
         <w:pStyle w:val="Heading2"/>
       </w:pPr>
       <w:bookmarkStart w:id="29" w:name="_Toc233312462"/>
-      <w:proofErr w:type="gramStart"/>
       <w:r>
         <w:t>6.1  Conclusion</w:t>
       </w:r>
       <w:bookmarkEnd w:id="29"/>
-      <w:proofErr w:type="gramEnd"/>
     </w:p>
     <w:p>
       <w:pPr>
@@ -10908,12 +10397,6 @@
         <w:gridCol w:w="9332"/>
       </w:tblGrid>
       <w:tr>
-        <w:tblPrEx>
-          <w:tblCellMar>
-            <w:top w:w="0" w:type="dxa"/>
-            <w:bottom w:w="0" w:type="dxa"/>
-          </w:tblCellMar>
-        </w:tblPrEx>
         <w:tc>
           <w:tcPr>
             <w:tcW w:w="9332" w:type="dxa"/>
@@ -10946,12 +10429,6 @@
         </w:tc>
       </w:tr>
       <w:tr>
-        <w:tblPrEx>
-          <w:tblCellMar>
-            <w:top w:w="0" w:type="dxa"/>
-            <w:bottom w:w="0" w:type="dxa"/>
-          </w:tblCellMar>
-        </w:tblPrEx>
         <w:tc>
           <w:tcPr>
             <w:tcW w:w="9332" w:type="dxa"/>
@@ -11055,7 +10532,6 @@
         <w:pStyle w:val="Heading2"/>
       </w:pPr>
       <w:bookmarkStart w:id="30" w:name="_Toc233312463"/>
-      <w:proofErr w:type="gramStart"/>
       <w:r>
         <w:t>6.</w:t>
       </w:r>
@@ -11063,11 +10539,7 @@
         <w:t>2</w:t>
       </w:r>
       <w:r>
-        <w:t xml:space="preserve">  Future</w:t>
-      </w:r>
-      <w:proofErr w:type="gramEnd"/>
-      <w:r>
-        <w:t xml:space="preserve"> Work</w:t>
+        <w:t xml:space="preserve">  Future Work</w:t>
       </w:r>
       <w:bookmarkEnd w:id="30"/>
     </w:p>
@@ -11191,33 +10663,15 @@
           <w:sz w:val="20"/>
           <w:szCs w:val="20"/>
         </w:rPr>
-        <w:t>[1</w:t>
-      </w:r>
-      <w:proofErr w:type="gramStart"/>
+        <w:t xml:space="preserve">[1]  </w:t>
+      </w:r>
       <w:r>
         <w:rPr>
           <w:color w:val="555555"/>
           <w:sz w:val="20"/>
           <w:szCs w:val="20"/>
         </w:rPr>
-        <w:t xml:space="preserve">]  </w:t>
-      </w:r>
-      <w:r>
-        <w:rPr>
-          <w:color w:val="555555"/>
-          <w:sz w:val="20"/>
-          <w:szCs w:val="20"/>
-        </w:rPr>
-        <w:t>[</w:t>
-      </w:r>
-      <w:proofErr w:type="gramEnd"/>
-      <w:r>
-        <w:rPr>
-          <w:color w:val="555555"/>
-          <w:sz w:val="20"/>
-          <w:szCs w:val="20"/>
-        </w:rPr>
-        <w:t xml:space="preserve">1] Alkan, B. B., </w:t>
+        <w:t xml:space="preserve">[1] Alkan, B. B., </w:t>
       </w:r>
       <w:proofErr w:type="spellStart"/>
       <w:r>
@@ -11577,25 +11031,7 @@
           <w:sz w:val="20"/>
           <w:szCs w:val="20"/>
         </w:rPr>
-        <w:t xml:space="preserve">[17] Waskom, M. L. (2021). seaborn: Statistical data visualization. Journal of </w:t>
-      </w:r>
-      <w:proofErr w:type="gramStart"/>
-      <w:r>
-        <w:rPr>
-          <w:color w:val="555555"/>
-          <w:sz w:val="20"/>
-          <w:szCs w:val="20"/>
-        </w:rPr>
-        <w:t>Open Source</w:t>
-      </w:r>
-      <w:proofErr w:type="gramEnd"/>
-      <w:r>
-        <w:rPr>
-          <w:color w:val="555555"/>
-          <w:sz w:val="20"/>
-          <w:szCs w:val="20"/>
-        </w:rPr>
-        <w:t xml:space="preserve"> Software, 6(60), 3021. https://doi.org/10.21105/joss.03021</w:t>
+        <w:t>[17] Waskom, M. L. (2021). seaborn: Statistical data visualization. Journal of Open Source Software, 6(60), 3021. https://doi.org/10.21105/joss.03021</w:t>
       </w:r>
     </w:p>
     <w:p>
@@ -11775,6 +11211,34 @@
         </w:rPr>
         <w:t xml:space="preserve"> Link:</w:t>
       </w:r>
+      <w:r>
+        <w:rPr>
+          <w:b/>
+          <w:bCs/>
+          <w:color w:val="1F497D"/>
+        </w:rPr>
+        <w:t xml:space="preserve"> </w:t>
+      </w:r>
+      <w:hyperlink r:id="rId14" w:history="1">
+        <w:proofErr w:type="spellStart"/>
+        <w:r>
+          <w:rPr>
+            <w:rStyle w:val="Hyperlink"/>
+            <w:b/>
+            <w:bCs/>
+          </w:rPr>
+          <w:t>github</w:t>
+        </w:r>
+        <w:proofErr w:type="spellEnd"/>
+        <w:r>
+          <w:rPr>
+            <w:rStyle w:val="Hyperlink"/>
+            <w:b/>
+            <w:bCs/>
+          </w:rPr>
+          <w:t xml:space="preserve"> repo</w:t>
+        </w:r>
+      </w:hyperlink>
     </w:p>
     <w:p/>
     <w:p/>
@@ -11809,12 +11273,6 @@
         <w:gridCol w:w="8464"/>
       </w:tblGrid>
       <w:tr>
-        <w:tblPrEx>
-          <w:tblCellMar>
-            <w:top w:w="0" w:type="dxa"/>
-            <w:bottom w:w="0" w:type="dxa"/>
-          </w:tblCellMar>
-        </w:tblPrEx>
         <w:tc>
           <w:tcPr>
             <w:tcW w:w="0" w:type="auto"/>
@@ -11856,7 +11314,7 @@
                           <pic:cNvPicPr/>
                         </pic:nvPicPr>
                         <pic:blipFill>
-                          <a:blip r:embed="rId14"/>
+                          <a:blip r:embed="rId15"/>
                           <a:stretch>
                             <a:fillRect/>
                           </a:stretch>
@@ -11927,12 +11385,6 @@
         <w:gridCol w:w="8464"/>
       </w:tblGrid>
       <w:tr>
-        <w:tblPrEx>
-          <w:tblCellMar>
-            <w:top w:w="0" w:type="dxa"/>
-            <w:bottom w:w="0" w:type="dxa"/>
-          </w:tblCellMar>
-        </w:tblPrEx>
         <w:tc>
           <w:tcPr>
             <w:tcW w:w="0" w:type="auto"/>
@@ -11974,7 +11426,7 @@
                           <pic:cNvPicPr/>
                         </pic:nvPicPr>
                         <pic:blipFill>
-                          <a:blip r:embed="rId15"/>
+                          <a:blip r:embed="rId16"/>
                           <a:stretch>
                             <a:fillRect/>
                           </a:stretch>
@@ -13024,12 +12476,6 @@
         <w:gridCol w:w="5173"/>
       </w:tblGrid>
       <w:tr>
-        <w:tblPrEx>
-          <w:tblCellMar>
-            <w:top w:w="0" w:type="dxa"/>
-            <w:bottom w:w="0" w:type="dxa"/>
-          </w:tblCellMar>
-        </w:tblPrEx>
         <w:trPr>
           <w:jc w:val="center"/>
         </w:trPr>
@@ -13091,7 +12537,7 @@
                           </pic:cNvPicPr>
                         </pic:nvPicPr>
                         <pic:blipFill>
-                          <a:blip r:embed="rId16" cstate="print">
+                          <a:blip r:embed="rId17" cstate="print">
                             <a:extLst>
                               <a:ext uri="{28A0092B-C50C-407E-A947-70E740481C1C}">
                                 <a14:useLocalDpi xmlns:a14="http://schemas.microsoft.com/office/drawing/2010/main" val="0"/>
@@ -13144,8 +12590,8 @@
     </w:tbl>
     <w:p/>
     <w:sectPr>
-      <w:headerReference w:type="default" r:id="rId17"/>
-      <w:footerReference w:type="default" r:id="rId18"/>
+      <w:headerReference w:type="default" r:id="rId18"/>
+      <w:footerReference w:type="default" r:id="rId19"/>
       <w:pgSz w:w="11906" w:h="16838"/>
       <w:pgMar w:top="1440" w:right="1134" w:bottom="1440" w:left="1440" w:header="708" w:footer="708" w:gutter="0"/>
       <w:cols w:space="720"/>
@@ -13350,12 +12796,6 @@
       <w:gridCol w:w="2957"/>
     </w:tblGrid>
     <w:tr>
-      <w:tblPrEx>
-        <w:tblCellMar>
-          <w:top w:w="0" w:type="dxa"/>
-          <w:bottom w:w="0" w:type="dxa"/>
-        </w:tblCellMar>
-      </w:tblPrEx>
       <w:tc>
         <w:tcPr>
           <w:tcW w:w="0" w:type="auto"/>
@@ -14239,6 +13679,7 @@
   <w:style w:type="character" w:default="1" w:styleId="DefaultParagraphFont">
     <w:name w:val="Default Paragraph Font"/>
     <w:uiPriority w:val="1"/>
+    <w:semiHidden/>
     <w:unhideWhenUsed/>
   </w:style>
   <w:style w:type="table" w:default="1" w:styleId="TableNormal">
